--- a/downloads/5-analysis.docx
+++ b/downloads/5-analysis.docx
@@ -912,7 +912,7 @@
                 <w:sz w:val="18"/>
                 <w:szCs w:val="18"/>
               </w:rPr>
-              <w:t xml:space="preserve">Initial standalone issue. Trade-off studies (TD-01 to TD-06) and FMECA (FM-01 to FM-09) previously embedded in SE Proposal. Extracted and structured as a dedicated deliverable against DoD 5. Design for Reliability analysis added.</w:t>
+              <w:t xml:space="preserve">Initial standalone issue. Trade-off studies (TD-01 to TD-06) and FMECA (FM-01 to FM-09) previously embedded in SE Proposal. Extracted and structured as a dedicated deliverable against DoD 5. Through Life Support analysis added.</w:t>
             </w:r>
           </w:p>
         </w:tc>
@@ -987,7 +987,7 @@
           <w:sz w:val="20"/>
           <w:szCs w:val="20"/>
         </w:rPr>
-        <w:t xml:space="preserve">This document presents the analysis activities conducted for the CoffCo coffee machine. Two complementary analysis types are documented: (1) Architecture trade-off studies, which evaluate competing design options for major architectural decisions; and (2) FMECA (Failure Mode, Effects, and Criticality Analysis), which quantifies reliability risk and identifies design controls. Together, these analyses demonstrate that the CoffCo design meets the Design for Reliability theme, that all major architectural choices are justified with rejected alternatives documented, and that safety-critical failure modes are controlled to acceptable risk levels.</w:t>
+        <w:t xml:space="preserve">This document presents the analysis activities conducted for the CoffCo coffee machine. Two complementary analysis types are documented: (1) Architecture trade-off studies, which evaluate competing design options for major architectural decisions; and (2) FMECA (Failure Mode, Effects, and Criticality Analysis), which quantifies reliability risk and identifies design controls. Together, these analyses demonstrate that the CoffCo design meets the Through Life Support theme, that all major architectural choices are justified with rejected alternatives documented, and that safety-critical failure modes are controlled to acceptable risk levels.</w:t>
       </w:r>
     </w:p>
     <w:p>
@@ -1065,7 +1065,7 @@
           <w:sz w:val="20"/>
           <w:szCs w:val="20"/>
         </w:rPr>
-        <w:t xml:space="preserve">Design for X linkage: every analysis finding is linked to the Design for Reliability theme and to at least one SRS requirement.</w:t>
+        <w:t xml:space="preserve">Design for X linkage: every analysis finding is linked to the Through Life Support theme and to at least one SRS requirement.</w:t>
       </w:r>
     </w:p>
     <w:p>
@@ -1300,7 +1300,7 @@
                 <w:sz w:val="18"/>
                 <w:szCs w:val="18"/>
               </w:rPr>
-              <w:t xml:space="preserve">Rationale and DfR Linkage</w:t>
+              <w:t xml:space="preserve">Rationale and TLS Linkage</w:t>
             </w:r>
           </w:p>
         </w:tc>
@@ -1988,7 +1988,7 @@
                 <w:sz w:val="18"/>
                 <w:szCs w:val="18"/>
               </w:rPr>
-              <w:t xml:space="preserve">Fewer internal interfaces reduces failure points (DfR). TD-04 directly supports MTBF target (SRS 3.9). Separate boards rejected: additional connector pairs are primary failure contributors.</w:t>
+              <w:t xml:space="preserve">Fewer internal interfaces reduces failure points (TLS). TD-04 directly supports MTBF target (SRS 3.9). Separate boards rejected: additional connector pairs are primary failure contributors.</w:t>
             </w:r>
           </w:p>
         </w:tc>
@@ -5304,7 +5304,7 @@
           <w:sz w:val="32"/>
           <w:szCs w:val="32"/>
         </w:rPr>
-        <w:t xml:space="preserve">4. Design for Reliability — Analysis Conclusions</w:t>
+        <w:t xml:space="preserve">4. Through Life Support — Analysis Conclusions</w:t>
       </w:r>
     </w:p>
     <w:p>
@@ -5318,7 +5318,7 @@
           <w:sz w:val="20"/>
           <w:szCs w:val="20"/>
         </w:rPr>
-        <w:t xml:space="preserve">Both analysis types directly demonstrate the Design for Reliability theme. The FMECA shows that all residual failure mode risks are LOW after controls. The trade-off studies show that reliability was a decisive factor in every major architectural choice.</w:t>
+        <w:t xml:space="preserve">Both analysis types directly demonstrate the Through Life Support theme. The FMECA shows that all residual failure mode risks are LOW after controls. The trade-off studies show that reliability was a decisive factor in every major architectural choice.</w:t>
       </w:r>
     </w:p>
     <w:p>
@@ -5376,7 +5376,7 @@
                 <w:sz w:val="18"/>
                 <w:szCs w:val="18"/>
               </w:rPr>
-              <w:t xml:space="preserve">DfR Principle</w:t>
+              <w:t xml:space="preserve">TLS Principle</w:t>
             </w:r>
           </w:p>
         </w:tc>
@@ -6158,7 +6158,7 @@
                 <w:sz w:val="18"/>
                 <w:szCs w:val="18"/>
               </w:rPr>
-              <w:t xml:space="preserve">Design for X theme (DfR) addressed — architectures and designs validated against theme</w:t>
+              <w:t xml:space="preserve">Design for X theme (TLS) addressed — architectures and designs validated against theme</w:t>
             </w:r>
           </w:p>
         </w:tc>
@@ -6226,7 +6226,7 @@
                 <w:sz w:val="18"/>
                 <w:szCs w:val="18"/>
               </w:rPr>
-              <w:t xml:space="preserve">Section 4 — 5-row DfR linkage table; all 6 trade decisions evaluated against reliability; all 9 FMECA controls specified as DfR measures</w:t>
+              <w:t xml:space="preserve">Section 4 — 5-row TLS linkage table; all 6 trade decisions evaluated against reliability; all 9 FMECA controls specified as TLS measures</w:t>
             </w:r>
           </w:p>
         </w:tc>
